--- a/Wine Project Bibliography.docx
+++ b/Wine Project Bibliography.docx
@@ -23,31 +23,154 @@
     </w:p>
     <w:p>
       <w:pPr>
+        <w:pStyle w:val="NormalWeb"/>
+        <w:spacing w:before="0" w:beforeAutospacing="0" w:after="0" w:afterAutospacing="0" w:line="480" w:lineRule="auto"/>
+        <w:ind w:left="720" w:hanging="720"/>
+      </w:pPr>
+      <w:r>
+        <w:t xml:space="preserve">Boulton, R. B., Singleton, V. L., Bisson, L. F., &amp; </w:t>
+      </w:r>
+      <w:proofErr w:type="spellStart"/>
+      <w:r>
+        <w:t>Kunkee</w:t>
+      </w:r>
+      <w:proofErr w:type="spellEnd"/>
+      <w:r>
+        <w:t xml:space="preserve">, R. E. (1999). The Role of Sulfur Dioxide in Wine. </w:t>
+      </w:r>
+      <w:r>
+        <w:rPr>
+          <w:i/>
+          <w:iCs/>
+        </w:rPr>
+        <w:t>Principles and Practices of Winemaking</w:t>
+      </w:r>
+      <w:r>
+        <w:t>, 448–473. https://doi.org/10.1007/978-1-4757-6255-6_12</w:t>
+      </w:r>
+    </w:p>
+    <w:p>
+      <w:pPr>
+        <w:pStyle w:val="NormalWeb"/>
+        <w:spacing w:before="0" w:beforeAutospacing="0" w:after="0" w:afterAutospacing="0" w:line="480" w:lineRule="auto"/>
+        <w:ind w:left="720" w:hanging="720"/>
+      </w:pPr>
+      <w:r>
+        <w:t xml:space="preserve">Copestake, N. (2025, January 3). </w:t>
+      </w:r>
+      <w:r>
+        <w:rPr>
+          <w:i/>
+          <w:iCs/>
+        </w:rPr>
+        <w:t>How Much Alcohol is in Wine? A Complete Guide</w:t>
+      </w:r>
+      <w:r>
+        <w:t>. Coravin US. https://www.coravin.com/blogs/community/wine-101-how-much-alcohol-is-in-wine#alcohol-content-different-types</w:t>
+      </w:r>
+    </w:p>
+    <w:p>
+      <w:pPr>
+        <w:pStyle w:val="NormalWeb"/>
+        <w:spacing w:before="0" w:beforeAutospacing="0" w:after="0" w:afterAutospacing="0" w:line="480" w:lineRule="auto"/>
+        <w:ind w:left="720" w:hanging="720"/>
+      </w:pPr>
+      <w:r>
+        <w:t xml:space="preserve">Cortez, P., </w:t>
+      </w:r>
+      <w:proofErr w:type="spellStart"/>
+      <w:r>
+        <w:t>Cerdeira</w:t>
+      </w:r>
+      <w:proofErr w:type="spellEnd"/>
+      <w:r>
+        <w:t xml:space="preserve">, A., Almeida, F., Matos, T., &amp; Reis, J. (2009). Modeling wine preferences by data mining from physicochemical properties. </w:t>
+      </w:r>
+      <w:r>
+        <w:rPr>
+          <w:i/>
+          <w:iCs/>
+        </w:rPr>
+        <w:t>Decision Support Systems</w:t>
+      </w:r>
+      <w:r>
+        <w:t xml:space="preserve">, </w:t>
+      </w:r>
+      <w:r>
+        <w:rPr>
+          <w:i/>
+          <w:iCs/>
+        </w:rPr>
+        <w:t>47</w:t>
+      </w:r>
+      <w:r>
+        <w:t>(4), 547–553. https://doi.org/10.1016/j.dss.2009.05.016</w:t>
+      </w:r>
+    </w:p>
+    <w:p>
+      <w:pPr>
+        <w:pStyle w:val="NormalWeb"/>
+        <w:spacing w:before="0" w:beforeAutospacing="0" w:after="0" w:afterAutospacing="0" w:line="480" w:lineRule="auto"/>
+        <w:ind w:left="720" w:hanging="720"/>
+      </w:pPr>
+      <w:r>
+        <w:t xml:space="preserve">Gitlin, J. (2019). </w:t>
+      </w:r>
+      <w:r>
+        <w:rPr>
+          <w:i/>
+          <w:iCs/>
+        </w:rPr>
+        <w:t>Wine study: How often people drink wine and why they enjoy it</w:t>
+      </w:r>
+      <w:r>
+        <w:t>. SurveyMonkey. https://www.surveymonkey.com/curiosity/wine-study/</w:t>
+      </w:r>
+    </w:p>
+    <w:p>
+      <w:pPr>
+        <w:pStyle w:val="NormalWeb"/>
+        <w:spacing w:before="0" w:beforeAutospacing="0" w:after="0" w:afterAutospacing="0" w:line="480" w:lineRule="auto"/>
+        <w:ind w:left="720" w:hanging="720"/>
+      </w:pPr>
+      <w:r>
+        <w:t xml:space="preserve">Kelly, M. (2019, May 23). </w:t>
+      </w:r>
+      <w:r>
+        <w:rPr>
+          <w:i/>
+          <w:iCs/>
+        </w:rPr>
+        <w:t>Volatile Acidity in Wine</w:t>
+      </w:r>
+      <w:r>
+        <w:t>. Penn State Extension. https://extension.psu.edu/volatile-acidity-in-wine</w:t>
+      </w:r>
+    </w:p>
+    <w:p>
+      <w:pPr>
+        <w:pStyle w:val="NormalWeb"/>
+        <w:spacing w:before="0" w:beforeAutospacing="0" w:after="0" w:afterAutospacing="0" w:line="480" w:lineRule="auto"/>
+        <w:ind w:left="720" w:hanging="720"/>
+      </w:pPr>
+      <w:r>
+        <w:rPr>
+          <w:i/>
+          <w:iCs/>
+        </w:rPr>
+        <w:t>Vinho Verde: Wines Full of Atlantic Freshness</w:t>
+      </w:r>
+      <w:r>
+        <w:t>. (2026). Prowein.com. https://www.prowein.com/en/Media_News/Magazine/Wine_regions/Wine_region_Portugal</w:t>
+      </w:r>
+    </w:p>
+    <w:p>
+      <w:pPr>
         <w:spacing w:line="480" w:lineRule="auto"/>
         <w:rPr>
           <w:rFonts w:ascii="Times New Roman" w:eastAsia="Times New Roman" w:hAnsi="Times New Roman" w:cs="Times New Roman"/>
         </w:rPr>
       </w:pPr>
-      <w:r>
-        <w:rPr>
-          <w:rFonts w:ascii="Times New Roman" w:eastAsia="Times New Roman" w:hAnsi="Times New Roman" w:cs="Times New Roman"/>
-        </w:rPr>
-        <w:t xml:space="preserve">Cortez, P., </w:t>
-      </w:r>
-      <w:proofErr w:type="spellStart"/>
-      <w:r>
-        <w:rPr>
-          <w:rFonts w:ascii="Times New Roman" w:eastAsia="Times New Roman" w:hAnsi="Times New Roman" w:cs="Times New Roman"/>
-        </w:rPr>
-        <w:t>Cerdeira</w:t>
-      </w:r>
-      <w:proofErr w:type="spellEnd"/>
-      <w:r>
-        <w:rPr>
-          <w:rFonts w:ascii="Times New Roman" w:eastAsia="Times New Roman" w:hAnsi="Times New Roman" w:cs="Times New Roman"/>
-        </w:rPr>
-        <w:t>, A., Almeida, F., Matos, T., &amp; Reis, J. (2009). Modeling wine preferences by data mining from physicochemical properties. Decision Support Systems, 47(4), 547–553. https://doi.org/10.1016/j.dss.2009.05.016</w:t>
-      </w:r>
     </w:p>
     <w:sectPr>
       <w:pgSz w:w="12240" w:h="15840"/>
@@ -643,6 +766,23 @@
       <w:szCs w:val="30"/>
     </w:rPr>
   </w:style>
+  <w:style w:type="paragraph" w:styleId="NormalWeb">
+    <w:name w:val="Normal (Web)"/>
+    <w:basedOn w:val="Normal"/>
+    <w:uiPriority w:val="99"/>
+    <w:semiHidden/>
+    <w:unhideWhenUsed/>
+    <w:rsid w:val="003E1414"/>
+    <w:pPr>
+      <w:spacing w:before="100" w:beforeAutospacing="1" w:after="100" w:afterAutospacing="1" w:line="240" w:lineRule="auto"/>
+    </w:pPr>
+    <w:rPr>
+      <w:rFonts w:ascii="Times New Roman" w:eastAsia="Times New Roman" w:hAnsi="Times New Roman" w:cs="Times New Roman"/>
+      <w:sz w:val="24"/>
+      <w:szCs w:val="24"/>
+      <w:lang w:val="en-US"/>
+    </w:rPr>
+  </w:style>
 </w:styles>
 </file>
 
@@ -964,4 +1104,10 @@
   </a:objectDefaults>
   <a:extraClrSchemeLst/>
 </a:theme>
+</file>
+
+<file path=docMetadata/LabelInfo.xml><?xml version="1.0" encoding="utf-8"?>
+<clbl:labelList xmlns:clbl="http://schemas.microsoft.com/office/2020/mipLabelMetadata">
+  <clbl:label id="{7cf48d45-3ddb-4389-a9c1-c115526eb52e}" enabled="0" method="" siteId="{7cf48d45-3ddb-4389-a9c1-c115526eb52e}" removed="1"/>
+</clbl:labelList>
 </file>